--- a/Week 4_PM/Pre-Session Prep/COM7401 CAMPUS - Pre-Session Card - Week 4 PM.docx
+++ b/Week 4_PM/Pre-Session Prep/COM7401 CAMPUS - Pre-Session Card - Week 4 PM.docx
@@ -585,11 +585,6 @@
         <w:t>Zoom 4 on Thursday is the report clinic and you receive your oral-defence check. Then the oral defence workshop.</w:t>
       </w:r>
     </w:p>
-    <w:p>
-      <w:r>
-        <w:t>The image QUAL.png is a computer-generated picture with garbled labels. Do not use it to learn the coding cycle: use the session and the readings.</w:t>
-      </w:r>
-    </w:p>
     <w:sectPr>
       <w:headerReference w:type="default" r:id="rId9"/>
       <w:footerReference w:type="default" r:id="rId10"/>
